--- a/Documentazione - Esame/Descrizione Componenti React.docx
+++ b/Documentazione - Esame/Descrizione Componenti React.docx
@@ -123,17 +123,52 @@
           <w:b/>
           <w:bCs/>
         </w:rPr>
+        <w:t>CONTESTO DI AUTENTICAZIONE E SINCRONIZZAZIONE</w:t>
+      </w:r>
+    </w:p>
+    <w:p>
+      <w:r>
+        <w:t>• AuthContext: Conserva user e token nello stato React. Ascolta session-changed, emesso dopo il rinnovo o la pulizia della sessione, e storage per aggiornare il contesto dai dati del localStorage. Il rinnovo del token aggiorna così anche il ciclo di vita di useSocket; la rimozione dell'utente fa intervenire le route protette con il ritorno al login.</w:t>
+      </w:r>
+    </w:p>
+    <w:p>
+      <w:r>
+        <w:t>• axios.js e authServices: refreshSession() condivide refreshPromise tra le richieste REST e Socket.IO della stessa scheda, evitando rotazioni concorrenti nello stesso client. Su un 401 tardivo, Axios riutilizza il token già rinnovato; esclude dal rinnovo automatico login, registrazione, refresh, logout e richieste già ritentate. Un Refresh Token assente o un rinnovo rifiutato con 401/403 puliscono la sessione; gli errori temporanei di rete o del server conservano i dati locali. Se durante il rinnovo cambia il Refresh Token locale, la risposta viene scartata. Il logout rimuove subito il Refresh Token locale, tenta la revoca sul server e completa comunque la pulizia. La Promise non coordina schede o dispositivi diversi.</w:t>
+      </w:r>
+    </w:p>
+    <w:p>
+      <w:pPr>
+        <w:jc w:val="center"/>
+        <w:rPr>
+          <w:b/>
+          <w:bCs/>
+        </w:rPr>
+      </w:pPr>
+      <w:r>
+        <w:rPr>
+          <w:b/>
+          <w:bCs/>
+        </w:rPr>
         <w:t>HOOK CONDIVISI</w:t>
       </w:r>
     </w:p>
     <w:p>
       <w:r>
-        <w:t>•useSocket: Gestisce la connessione Socket.IO solo in presenza di una sessione. Si collega direttamente a http://localhost:4000. Invia l'Access Token nell'handshake tramite auth.token, rileggendolo dal localStorage ad ogni connessione per utilizzare l'eventuale token rinnovato dal flusso REST. Ad ogni evento connect esegue join_chat o join_post; riceve receive_message e receive_comment e delega gli aggiornamenti alle callback delle pagine. Registra connect_error senza avviare autonomamente il refresh. Al cambio di pagina, stanza o sessione chiude la connessione precedente; il cleanup la chiude anche al logout. Non espone funzioni di invio: messaggi e commenti vengono creati esclusivamente tramite REST. Nel Compose attuale la porta 4000 non è pubblicata sull'host: il collegamento diretto richiede un backend raggiungibile dal browser a quell'indirizzo.</w:t>
-      </w:r>
-    </w:p>
-    <w:p>
-      <w:r>
-        <w:t>•Autorizzazione lato server: backend/socket.js configura io.use per verificare firma, scadenza, algoritmo HS256 e formato dell'identità userId. join_chat accetta solo un ObjectId in formato stringa e verifica su Chat che l'utente autenticato sia un partecipante; join_post verifica il formato dell'ID e l'esistenza del post, visibile a tutti gli utenti autenticati. Le room sono chat_&lt;chatId&gt; e post_&lt;postId&gt;, con ID normalizzati in minuscolo. I vecchi eventi client send_message e send_comment non hanno più handler: solo i controller REST possono trasmettere i documenti salvati e popolati.</w:t>
+        <w:t xml:space="preserve">• useSocket: Apre la connessione solo con una sessione e una chat o un post attivo. Usa l'origine del frontend e il proxy /socket.io/ di Vite o Nginx, senza richiedere l'esposizione della porta backend in Docker. VITE_SOCKET_URL permette un'origine alternativa configurata all'avvio o durante la build Vite. Invia auth.token rileggendolo dal localStorage ad ogni handshake. Ad ogni connect esegue join_chat o join_post e attende un ack positivo prima di richiamare onReady per la sincronizzazione REST. Riceve receive_message e </w:t>
+      </w:r>
+      <w:r>
+        <w:lastRenderedPageBreak/>
+        <w:t>receive_comment e delega gli aggiornamenti alle pagine. Su connect_error con data.code TOKEN_EXPIRED o su session_expired usa refreshSession() e riapre la connessione dopo il rinnovo. Se il rinnovo fallisce temporaneamente e la sessione esiste ancora, riprova dopo 5 secondi. Il join ha un timeout di 10 secondi; timeout e TEMPORARY_ERROR provocano un nuovo tentativo dopo 2 secondi, mentre un errore della sincronizzazione REST provoca un tentativo dopo 5 secondi. Il cleanup chiude il socket, cancella i timer e invalida la sincronizzazione al cambio di pagina, stanza o sessione. Messaggi e commenti vengono creati esclusivamente tramite REST.</w:t>
+      </w:r>
+    </w:p>
+    <w:p>
+      <w:r>
+        <w:t>• Autorizzazione lato server: backend/socket.js verifica firma, scadenza, algoritmo HS256, formato di userId e presenza di exp numerico nell'handshake. Conserva userId ed expiresAt e, alla scadenza, emette session_expired e disconnette il client. join_chat accetta una stringa ObjectId e verifica la partecipazione alla chat; join_post verifica formato dell'ID ed esistenza del post. Ricontrolla validità della sessione e connessione dopo le query asincrone. I join restituiscono un ack { ok: true } dopo l'ingresso, { ok: false } per rifiuto o ID non valido, oppure { ok: false, code: 'TEMPORARY_ERROR' } per errori delle query. Le room chat_&lt;chatId&gt; e post_&lt;postId&gt; usano ID in minuscolo. Non sono presenti handler send_message o send_comment: solo i controller REST trasmettono i documenti salvati e popolati.</w:t>
+      </w:r>
+    </w:p>
+    <w:p>
+      <w:r>
+        <w:t>• Sincronizzazione Chat e PostDetail: Dopo ogni join confermato, ricaricano tramite REST i messaggi o i commenti, recuperando i contenuti persi durante una disconnessione. utils/realtime.js unisce lo snapshot con gli eventi arrivati durante la richiesta, deduplica per _id e ordina per createdAt. Le pagine filtrano gli eventi per stanza e scartano richieste superate o risposte per schermate non più attive. PostDetail evita inoltre che uno snapshot tardivo ripristini un commento eliminato localmente. Modifiche e cancellazioni di altri client non sono trasmesse come eventi real-time.</w:t>
       </w:r>
     </w:p>
     <w:sectPr>

--- a/Documentazione - Esame/Descrizione Componenti React.docx
+++ b/Documentazione - Esame/Descrizione Componenti React.docx
@@ -35,7 +35,7 @@
     </w:p>
     <w:p>
       <w:r>
-        <w:t>•CreatePost: Gestisce la compilazione, la validazione e l'invio di un nuovo post (tramite testo e URL multimediale opzionale), gestendo gli errori dell'API, inviando i dati al backend e reindirizzando l'utente alla home page al termine dell'operazione.</w:t>
+        <w:t>•CreatePost: Pubblica un post con testo obbligatorio e immagine opzionale da URL oppure dal dispositivo. Controlla MIME JPEG/PNG/GIF/WebP e limite di 5 MiB (indicati come 5 MB nella UI); la scelta di un file azzera e disabilita l'URL. Mostra un'anteprima tramite URL.createObjectURL e la libera nel cleanup con URL.revokeObjectURL. Invia FormData con content e image oppure media, lasciando al browser la definizione del Content-Type e del boundary. Disabilita i controlli durante l'invio, conserva testo e file in caso di errore e torna alla Home al successo. Il backend salva i binari nella collezione postimages e restituisce in Post.media un URL relativo /api/v1/uploads/&lt;UUID.ext&gt;.</w:t>
       </w:r>
     </w:p>
     <w:p>
@@ -51,6 +51,15 @@
     <w:p>
       <w:r>
         <w:t>•Search: Gestisce la ricerca e il filtraggio dinamico degli utenti della piattaforma in base al nome utente, agli strumenti musicali suonati e ai generi preferiti, mostrando i risultati all'interno di una griglia responsiva con indicazione del ruolo amministrativo.</w:t>
+      </w:r>
+    </w:p>
+    <w:p>
+      <w:r>
+        <w:t xml:space="preserve">• Chat e ricerca utenti: All'apertura Chat carica anche getUsers() separatamente da chat e following. La ricerca filtra gli username localmente, ignorando maiuscole e spazi iniziali/finali. </w:t>
+      </w:r>
+      <w:r>
+        <w:lastRenderedPageBreak/>
+        <w:t>La sezione Altri utenti appare durante una ricerca ed esclude l'utente corrente, i seguiti e chi compare già nelle chat. Permette di avviare conversazioni anche senza follow; un errore nel caricamento degli altri utenti non blocca le conversazioni già disponibili. Eliminazione chat, modifica ed eliminazione messaggi sono disponibili tramite API e servizi, senza comandi nella pagina corrente.</w:t>
       </w:r>
     </w:p>
     <w:p>
@@ -81,7 +90,6 @@
     </w:p>
     <w:p>
       <w:r>
-        <w:lastRenderedPageBreak/>
         <w:t>•PageLayout: Fornisce un layout strutturale condiviso con barra laterale fissa e area dei contenuti dinamica per tutte le pagine principali dell'applicazione.</w:t>
       </w:r>
     </w:p>
@@ -97,7 +105,7 @@
     </w:p>
     <w:p>
       <w:r>
-        <w:t>•Sidebar: Fornisce una barra laterale di navigazione permanente e responsiva che gestisce i collegamenti rapidi alle sezioni principali, il cambio di tema grafico e il logout. Il client tenta la revoca del Refresh Token sul server e pulisce comunque la sessione locale, anche se la richiesta fallisce. Il tema è conservato nello stato React e torna chiaro al ricaricamento.</w:t>
+        <w:t>•Sidebar: Drawer permanente con collegamenti Home (/), Cerca (/search), Chat (/chat), Profilo (/profile) e Crea Post (/create). La larghezza è 60 px al breakpoint xs e 170 px da sm; su mobile mostra solo le icone. Usa loghi Desktop/Mobile diversi per tema chiaro/scuro. Gestisce toggle del tema e logout con reindirizzamento immediato a /login: AuthContext azzera subito lo stato React, il service rimuove subito il Refresh Token locale, tenta la revoca server e completa comunque la pulizia della sessione.</w:t>
       </w:r>
     </w:p>
     <w:p>
@@ -128,6 +136,12 @@
     </w:p>
     <w:p>
       <w:r>
+        <w:t>• ThemeContext: CustomThemeProvider parte in modalità light, espone useColorMode() e toggleColorMode(), e ricalcola createTheme con useMemo. Applica palette chiare/scure, ThemeProvider e CssBaseline. La scelta rimane nello stato React: non legge localStorage o preferenze del sistema e torna chiara al reload.</w:t>
+      </w:r>
+    </w:p>
+    <w:p>
+      <w:r>
+        <w:lastRenderedPageBreak/>
         <w:t>• AuthContext: Conserva user e token nello stato React. Ascolta session-changed, emesso dopo il rinnovo o la pulizia della sessione, e storage per aggiornare il contesto dai dati del localStorage. Il rinnovo del token aggiorna così anche il ciclo di vita di useSocket; la rimozione dell'utente fa intervenire le route protette con il ritorno al login.</w:t>
       </w:r>
     </w:p>
@@ -154,21 +168,30 @@
     </w:p>
     <w:p>
       <w:r>
-        <w:t xml:space="preserve">• useSocket: Apre la connessione solo con una sessione e una chat o un post attivo. Usa l'origine del frontend e il proxy /socket.io/ di Vite o Nginx, senza richiedere l'esposizione della porta backend in Docker. VITE_SOCKET_URL permette un'origine alternativa configurata all'avvio o durante la build Vite. Invia auth.token rileggendolo dal localStorage ad ogni handshake. Ad ogni connect esegue join_chat o join_post e attende un ack positivo prima di richiamare onReady per la sincronizzazione REST. Riceve receive_message e </w:t>
+        <w:t>• useSocket: Apre la connessione solo con una sessione e una chat o un post attivo. Usa l'origine del frontend e il proxy /socket.io/ di Vite o Nginx, senza richiedere l'esposizione della porta backend in Docker. VITE_SOCKET_URL permette un'origine alternativa configurata all'avvio o durante la build Vite. Invia auth.token rileggendolo dal localStorage ad ogni handshake. Ad ogni connect esegue join_chat o join_post e attende un ack positivo prima di richiamare onReady per la sincronizzazione REST. Riceve receive_message e receive_comment e delega gli aggiornamenti alle pagine. Su connect_error con data.code TOKEN_EXPIRED o su session_expired usa refreshSession() e riapre la connessione dopo il rinnovo. Se il rinnovo fallisce temporaneamente e la sessione esiste ancora, riprova dopo 5 secondi. Il join ha un timeout di 10 secondi; timeout e TEMPORARY_ERROR provocano un nuovo tentativo dopo 2 secondi, mentre un errore della sincronizzazione REST provoca un tentativo dopo 5 secondi. Il cleanup chiude il socket, cancella i timer e invalida la sincronizzazione al cambio di pagina, stanza o sessione. Messaggi e commenti vengono creati esclusivamente tramite REST.</w:t>
+      </w:r>
+    </w:p>
+    <w:p>
+      <w:r>
+        <w:t>• Autorizzazione lato server: backend/socket.js verifica firma, scadenza, algoritmo HS256, formato di userId e presenza di exp numerico nell'handshake. Conserva userId ed expiresAt e, alla scadenza, emette session_expired e disconnette il client. join_chat accetta una stringa ObjectId e verifica la partecipazione alla chat; join_post verifica formato dell'ID ed esistenza del post. Ricontrolla validità della sessione e connessione dopo le query asincrone. I join restituiscono un ack { ok: true } dopo l'ingresso, { ok: false } per rifiuto o ID non valido, oppure { ok: false, code: 'TEMPORARY_ERROR' } per errori delle query. Le room chat_&lt;chatId&gt; e post_&lt;postId&gt; usano ID in minuscolo. Non sono presenti handler send_message o send_comment: solo i controller REST trasmettono i documenti salvati e popolati.</w:t>
+      </w:r>
+    </w:p>
+    <w:p>
+      <w:r>
+        <w:t xml:space="preserve">• Sincronizzazione Chat e PostDetail: Dopo ogni join confermato, ricaricano tramite REST i messaggi o i commenti, recuperando i contenuti persi durante una disconnessione. utils/realtime.js unisce lo snapshot con gli eventi arrivati durante la richiesta, deduplica per </w:t>
       </w:r>
       <w:r>
         <w:lastRenderedPageBreak/>
-        <w:t>receive_comment e delega gli aggiornamenti alle pagine. Su connect_error con data.code TOKEN_EXPIRED o su session_expired usa refreshSession() e riapre la connessione dopo il rinnovo. Se il rinnovo fallisce temporaneamente e la sessione esiste ancora, riprova dopo 5 secondi. Il join ha un timeout di 10 secondi; timeout e TEMPORARY_ERROR provocano un nuovo tentativo dopo 2 secondi, mentre un errore della sincronizzazione REST provoca un tentativo dopo 5 secondi. Il cleanup chiude il socket, cancella i timer e invalida la sincronizzazione al cambio di pagina, stanza o sessione. Messaggi e commenti vengono creati esclusivamente tramite REST.</w:t>
-      </w:r>
-    </w:p>
-    <w:p>
-      <w:r>
-        <w:t>• Autorizzazione lato server: backend/socket.js verifica firma, scadenza, algoritmo HS256, formato di userId e presenza di exp numerico nell'handshake. Conserva userId ed expiresAt e, alla scadenza, emette session_expired e disconnette il client. join_chat accetta una stringa ObjectId e verifica la partecipazione alla chat; join_post verifica formato dell'ID ed esistenza del post. Ricontrolla validità della sessione e connessione dopo le query asincrone. I join restituiscono un ack { ok: true } dopo l'ingresso, { ok: false } per rifiuto o ID non valido, oppure { ok: false, code: 'TEMPORARY_ERROR' } per errori delle query. Le room chat_&lt;chatId&gt; e post_&lt;postId&gt; usano ID in minuscolo. Non sono presenti handler send_message o send_comment: solo i controller REST trasmettono i documenti salvati e popolati.</w:t>
-      </w:r>
-    </w:p>
-    <w:p>
-      <w:r>
-        <w:t>• Sincronizzazione Chat e PostDetail: Dopo ogni join confermato, ricaricano tramite REST i messaggi o i commenti, recuperando i contenuti persi durante una disconnessione. utils/realtime.js unisce lo snapshot con gli eventi arrivati durante la richiesta, deduplica per _id e ordina per createdAt. Le pagine filtrano gli eventi per stanza e scartano richieste superate o risposte per schermate non più attive. PostDetail evita inoltre che uno snapshot tardivo ripristini un commento eliminato localmente. Modifiche e cancellazioni di altri client non sono trasmesse come eventi real-time.</w:t>
+        <w:t xml:space="preserve">_id e ordina per createdAt. Le pagine </w:t>
+      </w:r>
+      <w:r>
+        <w:rPr>
+          <w:u w:val="single"/>
+        </w:rPr>
+        <w:t>filtrano</w:t>
+      </w:r>
+      <w:r>
+        <w:t xml:space="preserve"> gli eventi per stanza e scartano richieste superate o risposte per schermate non più attive. PostDetail evita inoltre che uno snapshot tardivo ripristini un commento eliminato localmente. Modifiche e cancellazioni di altri client non sono trasmesse come eventi real-time.</w:t>
       </w:r>
     </w:p>
     <w:sectPr>
